--- a/Invoice_Generator/templates/Invoice-ComplianceMadeSimple-DueDeal.[LAST_MONTH].[TODAY].docx
+++ b/Invoice_Generator/templates/Invoice-ComplianceMadeSimple-DueDeal.[LAST_MONTH].[TODAY].docx
@@ -792,7 +792,7 @@
           <w:szCs w:val="20"/>
         </w:rPr>
         <w:br/>
-        <w:t xml:space="preserve">Account number: </w:t>
+        <w:t xml:space="preserve">IBAN: </w:t>
       </w:r>
       <w:r>
         <w:rPr>
@@ -800,23 +800,13 @@
           <w:szCs w:val="20"/>
         </w:rPr>
         <w:tab/>
-        <w:t>16-355862-8</w:t>
-      </w:r>
-      <w:r>
-        <w:rPr>
-          <w:sz w:val="20"/>
-          <w:szCs w:val="20"/>
-        </w:rPr>
-        <w:br/>
-        <w:t xml:space="preserve">IBAN: </w:t>
-      </w:r>
-      <w:r>
-        <w:rPr>
-          <w:sz w:val="20"/>
-          <w:szCs w:val="20"/>
-        </w:rPr>
-        <w:tab/>
-        <w:t>CH22 0900 0000 1635 5862 8</w:t>
+      </w:r>
+      <w:r>
+        <w:rPr>
+          <w:sz w:val="20"/>
+          <w:szCs w:val="20"/>
+        </w:rPr>
+        <w:t>CH46 0900 0000 1669 3486 3</w:t>
       </w:r>
       <w:r>
         <w:rPr>
@@ -832,6 +822,12 @@
           <w:szCs w:val="20"/>
         </w:rPr>
         <w:tab/>
+      </w:r>
+      <w:r>
+        <w:rPr>
+          <w:sz w:val="20"/>
+          <w:szCs w:val="20"/>
+        </w:rPr>
         <w:t>POFICHBEXXX</w:t>
       </w:r>
       <w:r>
@@ -848,7 +844,13 @@
           <w:szCs w:val="20"/>
         </w:rPr>
         <w:tab/>
-        <w:t>CHF</w:t>
+      </w:r>
+      <w:r>
+        <w:rPr>
+          <w:sz w:val="20"/>
+          <w:szCs w:val="20"/>
+        </w:rPr>
+        <w:t>USD</w:t>
       </w:r>
       <w:r>
         <w:rPr>
@@ -2294,7 +2296,6 @@
   <w:style w:type="character" w:default="1" w:styleId="DefaultParagraphFont">
     <w:name w:val="Default Paragraph Font"/>
     <w:uiPriority w:val="1"/>
-    <w:semiHidden/>
     <w:unhideWhenUsed/>
   </w:style>
   <w:style w:type="table" w:default="1" w:styleId="TableNormal">
@@ -3240,6 +3241,7 @@
     <w:rsid w:val="00780372"/>
     <w:rsid w:val="00791D4E"/>
     <w:rsid w:val="0086199E"/>
+    <w:rsid w:val="008646C7"/>
     <w:rsid w:val="0089685D"/>
     <w:rsid w:val="008B5947"/>
     <w:rsid w:val="0094218F"/>
@@ -3256,6 +3258,7 @@
     <w:rsid w:val="00C35015"/>
     <w:rsid w:val="00C817B4"/>
     <w:rsid w:val="00CA6660"/>
+    <w:rsid w:val="00CD3FFF"/>
     <w:rsid w:val="00D01B48"/>
     <w:rsid w:val="00D73ECF"/>
     <w:rsid w:val="00E0609F"/>
